--- a/docs_methodology/HandoverDocument/NEXA_Trial-Package_Complete.docx
+++ b/docs_methodology/HandoverDocument/NEXA_Trial-Package_Complete.docx
@@ -2265,7 +2265,7 @@
               <w:rPr>
                 <w:rStyle w:val="VerbatimChar"/>
               </w:rPr>
-              <w:t xml:space="preserve">docs_implementation/documentation-revisions/Submission/NEXA_Handover-and-Maintenance-Guide_v3.4.md</w:t>
+              <w:t xml:space="preserve">docs_implementation/DONE/DONE-documentation-revisions/Submission/NEXA_Handover-and-Maintenance-Guide_v3.4.md</w:t>
             </w:r>
           </w:p>
         </w:tc>
@@ -2303,7 +2303,7 @@
               <w:rPr>
                 <w:rStyle w:val="VerbatimChar"/>
               </w:rPr>
-              <w:t xml:space="preserve">docs_implementation/documentation-revisions/Submission/submission1/N-LENS_Simulation-Model-Index.csv</w:t>
+              <w:t xml:space="preserve">docs_implementation/DONE/DONE-documentation-revisions/Submission/submission1/N-LENS_Simulation-Model-Index.csv</w:t>
             </w:r>
           </w:p>
         </w:tc>
@@ -2758,7 +2758,7 @@
               <w:rPr>
                 <w:rStyle w:val="VerbatimChar"/>
               </w:rPr>
-              <w:t xml:space="preserve">docs_implementation/documentation-revisions/Results/</w:t>
+              <w:t xml:space="preserve">docs_implementation/DONE/DONE-documentation-revisions/Results/</w:t>
             </w:r>
             <w:r>
               <w:t xml:space="preserve"> </w:t>
@@ -4855,7 +4855,7 @@
         <w:rPr>
           <w:rStyle w:val="VerbatimChar"/>
         </w:rPr>
-        <w:t xml:space="preserve">docs_implementation/documentation-revisions/Submission/submission1/N-LENS_Simulation-Model-Index.csv</w:t>
+        <w:t xml:space="preserve">docs_implementation/DONE/DONE-documentation-revisions/Submission/submission1/N-LENS_Simulation-Model-Index.csv</w:t>
       </w:r>
       <w:r>
         <w:t xml:space="preserve"> </w:t>
